--- a/Catch and index models/JABBA_macarellus/J2_C2C3_nominal/Claude outputs/JABBA_Guia_Didatico.docx
+++ b/Catch and index models/JABBA_macarellus/J2_C2C3_nominal/Claude outputs/JABBA_Guia_Didatico.docx
@@ -3533,6 +3533,35 @@
     </w:p>
     <w:p>
       <w:pPr>
+        <w:pBdr>
+          <w:left w:val="single" w:color="2E5A8C" w:sz="18"/>
+        </w:pBdr>
+        <w:shd w:fill="EEF3FA" w:val="clear"/>
+        <w:spacing w:after="200" w:before="120"/>
+        <w:ind w:left="260"/>
+      </w:pPr>
+      <w:r>
+        <w:rPr>
+          <w:rFonts w:ascii="Calibri" w:cs="Calibri" w:eastAsia="Calibri" w:hAnsi="Calibri"/>
+          <w:b/>
+          <w:bCs/>
+          <w:color w:val="1F4E79"/>
+          <w:sz w:val="22"/>
+          <w:szCs w:val="22"/>
+        </w:rPr>
+        <w:t xml:space="preserve">O CAMINHO, EM UMA LINHA  </w:t>
+      </w:r>
+      <w:r>
+        <w:rPr>
+          <w:rFonts w:ascii="Calibri" w:cs="Calibri" w:eastAsia="Calibri" w:hAnsi="Calibri"/>
+          <w:sz w:val="22"/>
+          <w:szCs w:val="22"/>
+        </w:rPr>
+        <w:t xml:space="preserve">(r, K, m, φ) + captura observada  →  dinâmica de Pella-Tomlinson  →  Bcandidato(t)  →  × q̂  →  CPUE prevista(t)  →  compara com CPUE observada(t). Repare a direção: a biomassa do candidato vira uma previsão de índice — o índice observado nunca é “desconvertido” em biomassa. Os quatro passos abaixo são exatamente essas quatro setas, uma de cada vez.</w:t>
+      </w:r>
+    </w:p>
+    <w:p>
+      <w:pPr>
         <w:spacing w:after="160" w:line="276"/>
       </w:pPr>
       <w:r>
@@ -4467,6 +4496,19 @@
         <w:t xml:space="preserve">Já temos B(t) do Par A e do Par B calculados na Seção 3.2. Vamos incluir um terceiro candidato, Par C, também sobre a mesma “rua” de MSY = 1.000 t, para deixar claro que o teste funciona para qualquer ponto dessa rua, não só nas duas pontas:</w:t>
       </w:r>
     </w:p>
+    <w:p>
+      <w:pPr>
+        <w:spacing w:after="160" w:line="276"/>
+      </w:pPr>
+      <w:r>
+        <w:rPr>
+          <w:rFonts w:ascii="Calibri" w:cs="Calibri" w:eastAsia="Calibri" w:hAnsi="Calibri"/>
+          <w:sz w:val="22"/>
+          <w:szCs w:val="22"/>
+        </w:rPr>
+        <w:t xml:space="preserve">Repare no que essa conta usa: só r, K, m (do candidato) e a captura observada — a mesma equação B(t) = B(t−1) + SP(B(t−1)) − C(t−1) da Seção 3.1. A CPUE não aparece em nenhum momento aqui; ela só entra dali a dois passos.</w:t>
+      </w:r>
+    </w:p>
     <w:tbl>
       <w:tblPr>
         <w:tblW w:type="dxa" w:w="9000"/>
@@ -4888,7 +4930,7 @@
         <w:spacing w:after="100" w:before="200"/>
       </w:pPr>
       <w:r>
-        <w:t xml:space="preserve">Passo 2 — para cada candidato, ache o q que melhor explica o índice</w:t>
+        <w:t xml:space="preserve">Passo 2 — use um q̂ para transformar a biomassa do candidato em CPUE prevista</w:t>
       </w:r>
     </w:p>
     <w:p>
@@ -4935,6 +4977,35 @@
     </w:p>
     <w:p>
       <w:pPr>
+        <w:pBdr>
+          <w:left w:val="single" w:color="2E5A8C" w:sz="18"/>
+        </w:pBdr>
+        <w:shd w:fill="EEF3FA" w:val="clear"/>
+        <w:spacing w:after="200" w:before="120"/>
+        <w:ind w:left="260"/>
+      </w:pPr>
+      <w:r>
+        <w:rPr>
+          <w:rFonts w:ascii="Calibri" w:cs="Calibri" w:eastAsia="Calibri" w:hAnsi="Calibri"/>
+          <w:b/>
+          <w:bCs/>
+          <w:color w:val="1F4E79"/>
+          <w:sz w:val="22"/>
+          <w:szCs w:val="22"/>
+        </w:rPr>
+        <w:t xml:space="preserve">CUIDADO COM A DIREÇÃO  </w:t>
+      </w:r>
+      <w:r>
+        <w:rPr>
+          <w:rFonts w:ascii="Calibri" w:cs="Calibri" w:eastAsia="Calibri" w:hAnsi="Calibri"/>
+          <w:sz w:val="22"/>
+          <w:szCs w:val="22"/>
+        </w:rPr>
+        <w:t xml:space="preserve">Um erro fácil de cometer aqui é pensar “eu chuto um q, uso ele pra transformar a CPUE observada em biomassa, e comparo essa biomassa com Bcandidato(t)”. Isso parece razoável, mas é circular: para converter uma CPUE observada em biomassa você já precisaria saber q — e q é justamente uma das incógnitas que você está tentando descobrir. O caminho que funciona é o oposto: parte de Bcandidato(t), que é uma conta fechada (só usa r, K, m e a captura — todos já conhecidos para aquele candidato, Passo 1), multiplica por q̂ para virar uma previsão de índice, e só então compara com a CPUE observada, que já está pronta, sem precisar converter nada.</w:t>
+      </w:r>
+    </w:p>
+    <w:p>
+      <w:pPr>
         <w:pStyle w:val="Heading3"/>
         <w:spacing w:after="100" w:before="200"/>
       </w:pPr>
@@ -4952,7 +5023,7 @@
           <w:sz w:val="22"/>
           <w:szCs w:val="22"/>
         </w:rPr>
-        <w:t xml:space="preserve">Com q̂ em mãos, a previsão de cada candidato é CPUÊ(t) = q̂ · Bcandidato(t). Comparando com o índice observado em alguns anos:</w:t>
+        <w:t xml:space="preserve">Com q̂ em mãos, a previsão de cada candidato é CPUÊ(t) = q̂ · Bcandidato(t) — biomassa do candidato virando índice previsto, nunca o contrário. Comparando com o índice observado em alguns anos:</w:t>
       </w:r>
     </w:p>
     <w:tbl>
@@ -6512,6 +6583,284 @@
         <w:t xml:space="preserve">Fizemos esse teste “na mão” para só 3 candidatos, com q resolvido por uma conta direta. O JAGS por trás do fit_jabba() faz a mesma conta — simular B(t) pelas Eqs. 9-10, prever o índice pela Eq. 11, comparar com o dado observado e converter o erro em log-verossimilhança — para milhares de combinações de (r, K, q, φ, σ²processo, σ²obs, ...) propostas uma a uma, em cada uma das iterações da cadeia (30.000 por padrão, Seção 6.3). Cada proposta também carrega o peso do prior daquele parâmetro (Seção 6.2): um candidato pode até explicar bem a CPUE, mas se exigir um r ou K muito distante do prior, ele também perde peso. O conjunto dos pontos onde a cadeia passou mais tempo — depois de descartar o burn-in e afinar (thin) — É a posterior: não um único “melhor” (r, K, q, B(t)), mas a nuvem inteira de combinações plausíveis, cada uma pesada por quão bem (e quão plausivelmente, dado o prior) ela explica tanto a captura quanto a CPUE ao mesmo tempo.</w:t>
       </w:r>
     </w:p>
+    <w:p>
+      <w:pPr>
+        <w:pStyle w:val="Heading3"/>
+        <w:spacing w:after="100" w:before="200"/>
+      </w:pPr>
+      <w:r>
+        <w:t xml:space="preserve">Resumo: o papel de cada peça</w:t>
+      </w:r>
+    </w:p>
+    <w:tbl>
+      <w:tblPr>
+        <w:tblW w:type="dxa" w:w="9000"/>
+        <w:tblBorders>
+          <w:top w:val="single" w:color="auto" w:sz="4"/>
+          <w:left w:val="single" w:color="auto" w:sz="4"/>
+          <w:bottom w:val="single" w:color="auto" w:sz="4"/>
+          <w:right w:val="single" w:color="auto" w:sz="4"/>
+          <w:insideH w:val="single" w:color="auto" w:sz="4"/>
+          <w:insideV w:val="single" w:color="auto" w:sz="4"/>
+        </w:tblBorders>
+      </w:tblPr>
+      <w:tblGrid>
+        <w:gridCol w:w="2000"/>
+        <w:gridCol w:w="7000"/>
+      </w:tblGrid>
+      <w:tr>
+        <w:tc>
+          <w:tcPr>
+            <w:tcW w:type="dxa" w:w="2000"/>
+            <w:shd w:fill="1F4E79" w:val="clear"/>
+            <w:tcMar>
+              <w:top w:type="dxa" w:w="80"/>
+              <w:left w:type="dxa" w:w="100"/>
+              <w:bottom w:type="dxa" w:w="80"/>
+              <w:right w:type="dxa" w:w="100"/>
+            </w:tcMar>
+          </w:tcPr>
+          <w:p>
+            <w:r>
+              <w:rPr>
+                <w:rFonts w:ascii="Calibri" w:cs="Calibri" w:eastAsia="Calibri" w:hAnsi="Calibri"/>
+                <w:b/>
+                <w:bCs/>
+                <w:color w:val="FFFFFF"/>
+                <w:sz w:val="20"/>
+                <w:szCs w:val="20"/>
+              </w:rPr>
+              <w:t xml:space="preserve">Peça</w:t>
+            </w:r>
+          </w:p>
+        </w:tc>
+        <w:tc>
+          <w:tcPr>
+            <w:tcW w:type="dxa" w:w="7000"/>
+            <w:shd w:fill="1F4E79" w:val="clear"/>
+            <w:tcMar>
+              <w:top w:type="dxa" w:w="80"/>
+              <w:left w:type="dxa" w:w="100"/>
+              <w:bottom w:type="dxa" w:w="80"/>
+              <w:right w:type="dxa" w:w="100"/>
+            </w:tcMar>
+          </w:tcPr>
+          <w:p>
+            <w:r>
+              <w:rPr>
+                <w:rFonts w:ascii="Calibri" w:cs="Calibri" w:eastAsia="Calibri" w:hAnsi="Calibri"/>
+                <w:b/>
+                <w:bCs/>
+                <w:color w:val="FFFFFF"/>
+                <w:sz w:val="20"/>
+                <w:szCs w:val="20"/>
+              </w:rPr>
+              <w:t xml:space="preserve">O que é e de onde vem</w:t>
+            </w:r>
+          </w:p>
+        </w:tc>
+      </w:tr>
+      <w:tr>
+        <w:tc>
+          <w:tcPr>
+            <w:tcW w:type="dxa" w:w="2000"/>
+            <w:tcMar>
+              <w:top w:type="dxa" w:w="80"/>
+              <w:left w:type="dxa" w:w="100"/>
+              <w:bottom w:type="dxa" w:w="80"/>
+              <w:right w:type="dxa" w:w="100"/>
+            </w:tcMar>
+          </w:tcPr>
+          <w:p>
+            <w:r>
+              <w:rPr>
+                <w:rFonts w:ascii="Calibri" w:cs="Calibri" w:eastAsia="Calibri" w:hAnsi="Calibri"/>
+                <w:b w:val="false"/>
+                <w:bCs w:val="false"/>
+                <w:color w:val="000000"/>
+                <w:sz w:val="20"/>
+                <w:szCs w:val="20"/>
+              </w:rPr>
+              <w:t xml:space="preserve">r, K, m, φ</w:t>
+            </w:r>
+          </w:p>
+        </w:tc>
+        <w:tc>
+          <w:tcPr>
+            <w:tcW w:type="dxa" w:w="7000"/>
+            <w:tcMar>
+              <w:top w:type="dxa" w:w="80"/>
+              <w:left w:type="dxa" w:w="100"/>
+              <w:bottom w:type="dxa" w:w="80"/>
+              <w:right w:type="dxa" w:w="100"/>
+            </w:tcMar>
+          </w:tcPr>
+          <w:p>
+            <w:r>
+              <w:rPr>
+                <w:rFonts w:ascii="Calibri" w:cs="Calibri" w:eastAsia="Calibri" w:hAnsi="Calibri"/>
+                <w:b w:val="false"/>
+                <w:bCs w:val="false"/>
+                <w:color w:val="000000"/>
+                <w:sz w:val="20"/>
+                <w:szCs w:val="20"/>
+              </w:rPr>
+              <w:t xml:space="preserve">Só constroem Bcandidato(t) (Passo 1), via a dinâmica de Pella-Tomlinson da Seção 3.1. Nunca tocam a CPUE diretamente.</w:t>
+            </w:r>
+          </w:p>
+        </w:tc>
+      </w:tr>
+      <w:tr>
+        <w:tc>
+          <w:tcPr>
+            <w:tcW w:type="dxa" w:w="2000"/>
+            <w:tcMar>
+              <w:top w:type="dxa" w:w="80"/>
+              <w:left w:type="dxa" w:w="100"/>
+              <w:bottom w:type="dxa" w:w="80"/>
+              <w:right w:type="dxa" w:w="100"/>
+            </w:tcMar>
+          </w:tcPr>
+          <w:p>
+            <w:r>
+              <w:rPr>
+                <w:rFonts w:ascii="Calibri" w:cs="Calibri" w:eastAsia="Calibri" w:hAnsi="Calibri"/>
+                <w:b w:val="false"/>
+                <w:bCs w:val="false"/>
+                <w:color w:val="000000"/>
+                <w:sz w:val="20"/>
+                <w:szCs w:val="20"/>
+              </w:rPr>
+              <w:t xml:space="preserve">CPUE(t) observada</w:t>
+            </w:r>
+          </w:p>
+        </w:tc>
+        <w:tc>
+          <w:tcPr>
+            <w:tcW w:type="dxa" w:w="7000"/>
+            <w:tcMar>
+              <w:top w:type="dxa" w:w="80"/>
+              <w:left w:type="dxa" w:w="100"/>
+              <w:bottom w:type="dxa" w:w="80"/>
+              <w:right w:type="dxa" w:w="100"/>
+            </w:tcMar>
+          </w:tcPr>
+          <w:p>
+            <w:r>
+              <w:rPr>
+                <w:rFonts w:ascii="Calibri" w:cs="Calibri" w:eastAsia="Calibri" w:hAnsi="Calibri"/>
+                <w:b w:val="false"/>
+                <w:bCs w:val="false"/>
+                <w:color w:val="000000"/>
+                <w:sz w:val="20"/>
+                <w:szCs w:val="20"/>
+              </w:rPr>
+              <w:t xml:space="preserve">Dado bruto, medido em campo (pescaria ou survey). Nunca é calculada — só entra na comparação do Passo 3.</w:t>
+            </w:r>
+          </w:p>
+        </w:tc>
+      </w:tr>
+      <w:tr>
+        <w:tc>
+          <w:tcPr>
+            <w:tcW w:type="dxa" w:w="2000"/>
+            <w:tcMar>
+              <w:top w:type="dxa" w:w="80"/>
+              <w:left w:type="dxa" w:w="100"/>
+              <w:bottom w:type="dxa" w:w="80"/>
+              <w:right w:type="dxa" w:w="100"/>
+            </w:tcMar>
+          </w:tcPr>
+          <w:p>
+            <w:r>
+              <w:rPr>
+                <w:rFonts w:ascii="Calibri" w:cs="Calibri" w:eastAsia="Calibri" w:hAnsi="Calibri"/>
+                <w:b w:val="false"/>
+                <w:bCs w:val="false"/>
+                <w:color w:val="000000"/>
+                <w:sz w:val="20"/>
+                <w:szCs w:val="20"/>
+              </w:rPr>
+              <w:t xml:space="preserve">q (ou q̂)</w:t>
+            </w:r>
+          </w:p>
+        </w:tc>
+        <w:tc>
+          <w:tcPr>
+            <w:tcW w:type="dxa" w:w="7000"/>
+            <w:tcMar>
+              <w:top w:type="dxa" w:w="80"/>
+              <w:left w:type="dxa" w:w="100"/>
+              <w:bottom w:type="dxa" w:w="80"/>
+              <w:right w:type="dxa" w:w="100"/>
+            </w:tcMar>
+          </w:tcPr>
+          <w:p>
+            <w:r>
+              <w:rPr>
+                <w:rFonts w:ascii="Calibri" w:cs="Calibri" w:eastAsia="Calibri" w:hAnsi="Calibri"/>
+                <w:b w:val="false"/>
+                <w:bCs w:val="false"/>
+                <w:color w:val="000000"/>
+                <w:sz w:val="20"/>
+                <w:szCs w:val="20"/>
+              </w:rPr>
+              <w:t xml:space="preserve">A ÚNICA porta de entrada da CPUE no modelo: converte a biomassa do candidato em previsão de índice, Bcandidato(t) → CPUE prevista(t). Nunca o caminho inverso.</w:t>
+            </w:r>
+          </w:p>
+        </w:tc>
+      </w:tr>
+      <w:tr>
+        <w:tc>
+          <w:tcPr>
+            <w:tcW w:type="dxa" w:w="2000"/>
+            <w:tcMar>
+              <w:top w:type="dxa" w:w="80"/>
+              <w:left w:type="dxa" w:w="100"/>
+              <w:bottom w:type="dxa" w:w="80"/>
+              <w:right w:type="dxa" w:w="100"/>
+            </w:tcMar>
+          </w:tcPr>
+          <w:p>
+            <w:r>
+              <w:rPr>
+                <w:rFonts w:ascii="Calibri" w:cs="Calibri" w:eastAsia="Calibri" w:hAnsi="Calibri"/>
+                <w:b w:val="false"/>
+                <w:bCs w:val="false"/>
+                <w:color w:val="000000"/>
+                <w:sz w:val="20"/>
+                <w:szCs w:val="20"/>
+              </w:rPr>
+              <w:t xml:space="preserve">A comparação</w:t>
+            </w:r>
+          </w:p>
+        </w:tc>
+        <w:tc>
+          <w:tcPr>
+            <w:tcW w:type="dxa" w:w="7000"/>
+            <w:tcMar>
+              <w:top w:type="dxa" w:w="80"/>
+              <w:left w:type="dxa" w:w="100"/>
+              <w:bottom w:type="dxa" w:w="80"/>
+              <w:right w:type="dxa" w:w="100"/>
+            </w:tcMar>
+          </w:tcPr>
+          <w:p>
+            <w:r>
+              <w:rPr>
+                <w:rFonts w:ascii="Calibri" w:cs="Calibri" w:eastAsia="Calibri" w:hAnsi="Calibri"/>
+                <w:b w:val="false"/>
+                <w:bCs w:val="false"/>
+                <w:color w:val="000000"/>
+                <w:sz w:val="20"/>
+                <w:szCs w:val="20"/>
+              </w:rPr>
+              <w:t xml:space="preserve">Sempre em espaço de CPUE — previsto vs. observado (Passos 3-4). Nunca converte a CPUE observada em biomassa: isso exigiria já saber q, que é uma incógnita.</w:t>
+            </w:r>
+          </w:p>
+        </w:tc>
+      </w:tr>
+    </w:tbl>
     <w:p>
       <w:pPr>
         <w:pStyle w:val="Heading1"/>
